--- a/entrega/manuales/7 - Documento tecnico de entrega.docx
+++ b/entrega/manuales/7 - Documento tecnico de entrega.docx
@@ -320,7 +320,7 @@
               <w:rPr>
                 <w:sz w:val="19"/>
               </w:rPr>
-              <w:t>Railway, con tres servicios: frontend, backend y Postgres.</w:t>
+              <w:t>Railway, en la cuenta del restaurante: frontend, backend y Postgres. El menú digital (Menu_El_Patio) es un servicio aparte con su propio repositorio.</w:t>
             </w:r>
           </w:p>
         </w:tc>
@@ -1025,6 +1025,90 @@
         <w:t>Designar una persona del restaurante para reportar y priorizar solicitudes. Con dos o tres canales abiertos se pierden cosas, y ninguna de las partes sabe qué quedó pendiente.</w:t>
       </w:r>
     </w:p>
+    <w:p>
+      <w:pPr>
+        <w:spacing w:before="260" w:after="60"/>
+      </w:pPr>
+      <w:r>
+        <w:rPr>
+          <w:b/>
+          <w:sz w:val="22"/>
+        </w:rPr>
+        <w:t>5. Activar el plan de Railway</w:t>
+      </w:r>
+    </w:p>
+    <w:p>
+      <w:r>
+        <w:rPr>
+          <w:i w:val="0"/>
+          <w:sz w:val="21"/>
+        </w:rPr>
+        <w:t>La cuenta está en periodo de prueba, que solo admite cinco servicios y un dominio por servicio. Hasta activar el plan Hobby no se pueden publicar el sitio de La Carreta ni el menú digital de El Patio.</w:t>
+      </w:r>
+    </w:p>
+    <w:p>
+      <w:pPr>
+        <w:spacing w:before="260" w:after="60"/>
+      </w:pPr>
+      <w:r>
+        <w:rPr>
+          <w:b/>
+          <w:sz w:val="22"/>
+        </w:rPr>
+        <w:t>6. Configurar los respaldos en la cuenta nueva</w:t>
+      </w:r>
+    </w:p>
+    <w:p>
+      <w:r>
+        <w:rPr>
+          <w:i w:val="0"/>
+          <w:sz w:val="21"/>
+        </w:rPr>
+        <w:t>Al pasar el sistema a la cuenta del restaurante, la tarea de respaldo diario hay que configurarla otra vez en esa cuenta. Hasta entonces no hay respaldo automático.</w:t>
+      </w:r>
+    </w:p>
+    <w:p>
+      <w:pPr>
+        <w:spacing w:before="260" w:after="60"/>
+      </w:pPr>
+      <w:r>
+        <w:rPr>
+          <w:b/>
+          <w:sz w:val="22"/>
+        </w:rPr>
+        <w:t>7. Las fotos en una cuenta de Cloudinary propia</w:t>
+      </w:r>
+    </w:p>
+    <w:p>
+      <w:r>
+        <w:rPr>
+          <w:i w:val="0"/>
+          <w:sz w:val="21"/>
+        </w:rPr>
+        <w:t>Hoy las fotos se guardan en la cuenta de Cloudinary del desarrollador. Para que queden a nombre del restaurante hay que crear una cuenta, cambiar las tres variables ELPATIO_CLOUDINARY_* del servicio backend y volver a subir las fotos.</w:t>
+      </w:r>
+    </w:p>
+    <w:p>
+      <w:pPr>
+        <w:spacing w:before="260" w:after="60"/>
+      </w:pPr>
+      <w:r>
+        <w:rPr>
+          <w:b/>
+          <w:sz w:val="22"/>
+        </w:rPr>
+        <w:t>8. Cambiar las claves de primer acceso</w:t>
+      </w:r>
+    </w:p>
+    <w:p>
+      <w:r>
+        <w:rPr>
+          <w:i w:val="0"/>
+          <w:sz w:val="21"/>
+        </w:rPr>
+        <w:t>El sistema creó el personal con claves al azar. Se entregan aparte, en el documento de contraseñas de primer acceso, y deben cambiarse antes de abrir al público.</w:t>
+      </w:r>
+    </w:p>
     <w:tbl>
       <w:tblPr>
         <w:tblW w:type="auto" w:w="0"/>
@@ -1058,7 +1142,7 @@
               <w:rPr>
                 <w:sz w:val="20"/>
               </w:rPr>
-              <w:t>El sistema está en producción con dominio propio y certificado de seguridad, la carta 2026 cargada con sus precios y categorías, y las cuentas del personal creadas con su rol.</w:t>
+              <w:t>El sistema está en producción en la cuenta de Railway del restaurante, con dominio propio y certificado de seguridad, la carta 2026 cargada con sus precios y categorías, las fotos de veinte platos y de la galería del local, y las cuentas del personal creadas con su rol.</w:t>
             </w:r>
           </w:p>
         </w:tc>
@@ -1067,6 +1151,166 @@
     <w:p>
       <w:pPr>
         <w:spacing w:after="40"/>
+      </w:pPr>
+    </w:p>
+    <w:p>
+      <w:pPr>
+        <w:spacing w:before="400" w:after="120"/>
+      </w:pPr>
+      <w:r>
+        <w:rPr>
+          <w:rFonts w:ascii="Georgia" w:hAnsi="Georgia"/>
+          <w:b/>
+          <w:color w:val="7A5E1F"/>
+          <w:sz w:val="29"/>
+        </w:rPr>
+        <w:t>7.  Dónde está hoy y cómo se publica un cambio</w:t>
+      </w:r>
+    </w:p>
+    <w:p>
+      <w:pPr>
+        <w:pStyle w:val="ListBullet"/>
+        <w:spacing w:after="80"/>
+      </w:pPr>
+      <w:r>
+        <w:rPr>
+          <w:b/>
+          <w:sz w:val="21"/>
+        </w:rPr>
+        <w:t>Sitio y panel.</w:t>
+      </w:r>
+      <w:r>
+        <w:rPr>
+          <w:sz w:val="21"/>
+        </w:rPr>
+        <w:t xml:space="preserve"> https://www.restauranteelpatio.com. La dirección sin www redirige a la de www.</w:t>
+      </w:r>
+    </w:p>
+    <w:p>
+      <w:pPr>
+        <w:pStyle w:val="ListBullet"/>
+        <w:spacing w:after="80"/>
+      </w:pPr>
+      <w:r>
+        <w:rPr>
+          <w:b/>
+          <w:sz w:val="21"/>
+        </w:rPr>
+        <w:t>Servidor.</w:t>
+      </w:r>
+      <w:r>
+        <w:rPr>
+          <w:sz w:val="21"/>
+        </w:rPr>
+        <w:t xml:space="preserve"> https://backend-production-3cd7.up.railway.app. En /salud responde si está vivo y si ve la base de datos.</w:t>
+      </w:r>
+    </w:p>
+    <w:p>
+      <w:pPr>
+        <w:pStyle w:val="ListBullet"/>
+        <w:spacing w:after="80"/>
+      </w:pPr>
+      <w:r>
+        <w:rPr>
+          <w:b/>
+          <w:sz w:val="21"/>
+        </w:rPr>
+        <w:t>Cuenta de Railway.</w:t>
+      </w:r>
+      <w:r>
+        <w:rPr>
+          <w:sz w:val="21"/>
+        </w:rPr>
+        <w:t xml:space="preserve"> La del restaurante, proyecto «La Carreta y El Patio». El correo con que se entra está en el documento de contraseñas de primer acceso, que no va en el repositorio porque el repositorio es público.</w:t>
+      </w:r>
+    </w:p>
+    <w:p>
+      <w:pPr>
+        <w:pStyle w:val="ListBullet"/>
+        <w:spacing w:after="80"/>
+      </w:pPr>
+      <w:r>
+        <w:rPr>
+          <w:b/>
+          <w:sz w:val="21"/>
+        </w:rPr>
+        <w:t>Dominio.</w:t>
+      </w:r>
+      <w:r>
+        <w:rPr>
+          <w:sz w:val="21"/>
+        </w:rPr>
+        <w:t xml:space="preserve"> Registrado en Squarespace. El registro CNAME de www apunta al destino que indica Railway, con su registro TXT _railway-verify.www; la dirección sin www se redirige a www con una regla 301 de Squarespace.</w:t>
+      </w:r>
+    </w:p>
+    <w:p>
+      <w:pPr>
+        <w:spacing w:before="260" w:after="60"/>
+      </w:pPr>
+      <w:r>
+        <w:rPr>
+          <w:b/>
+          <w:sz w:val="22"/>
+        </w:rPr>
+        <w:t>Publicar un cambio</w:t>
+      </w:r>
+    </w:p>
+    <w:p>
+      <w:r>
+        <w:rPr>
+          <w:i w:val="0"/>
+          <w:sz w:val="21"/>
+        </w:rPr>
+        <w:t>Hoy los servicios se publican subiendo el código con la herramienta de Railway (railway up), desde una copia limpia del repositorio y no desde la carpeta de trabajo, que tiene carpetas de fotos sin versionar. Lo recomendable es conectar cada servicio a su repositorio de GitHub desde Railway: así cada cambio que llega a la rama main se publica solo.</w:t>
+      </w:r>
+    </w:p>
+    <w:p>
+      <w:pPr>
+        <w:spacing w:before="120" w:after="0"/>
+      </w:pPr>
+    </w:p>
+    <w:tbl>
+      <w:tblPr>
+        <w:tblW w:type="auto" w:w="0"/>
+        <w:tblLook w:firstColumn="1" w:firstRow="1" w:lastColumn="0" w:lastRow="0" w:noHBand="0" w:noVBand="1" w:val="04A0"/>
+      </w:tblPr>
+      <w:tblGrid>
+        <w:gridCol w:w="9406"/>
+      </w:tblGrid>
+      <w:tr>
+        <w:tc>
+          <w:tcPr>
+            <w:tcW w:type="dxa" w:w="9406"/>
+            <w:shd w:val="clear" w:color="auto" w:fill="FBEFEE"/>
+            <w:tcBorders>
+              <w:left w:val="single" w:sz="18" w:color="B4231C"/>
+            </w:tcBorders>
+          </w:tcPr>
+          <w:p>
+            <w:r/>
+            <w:r>
+              <w:rPr>
+                <w:b/>
+                <w:color w:val="B4231C"/>
+                <w:sz w:val="16"/>
+              </w:rPr>
+              <w:t>LAS CLAVES DEL PRIMER ARRANQUE</w:t>
+            </w:r>
+          </w:p>
+          <w:p>
+            <w:r>
+              <w:rPr>
+                <w:sz w:val="20"/>
+              </w:rPr>
+              <w:t>El sistema crea el personal la primera vez que arranca, con claves al azar que escribe una sola vez en los registros del servidor. Si se reinstala con una base vacía, las nuevas claves hay que buscarlas en esos registros.</w:t>
+            </w:r>
+          </w:p>
+        </w:tc>
+      </w:tr>
+    </w:tbl>
+    <w:p>
+      <w:pPr>
+        <w:spacing w:after="80"/>
       </w:pPr>
     </w:p>
     <w:sectPr>

--- a/entrega/manuales/7 - Documento tecnico de entrega.docx
+++ b/entrega/manuales/7 - Documento tecnico de entrega.docx
@@ -489,7 +489,7 @@
           <w:i w:val="0"/>
           <w:sz w:val="21"/>
         </w:rPr>
-        <w:t>El sistema no emite documentos ante la DIAN: eso lo hace el software contable del restaurante, y el sistema le entrega la venta. La bandeja de salida reintenta los envíos fallidos y la pantalla de conciliación muestra qué quedó sin documento.</w:t>
+        <w:t>El sistema no emite documentos ante la DIAN: eso lo hace el software contable del restaurante. Por ahora el cajero factura a mano desde la pantalla Caja, con «Copiar detalle». La conexión automática y la pantalla de conciliación siguen en el código pero apagadas en el panel, hasta que el proveedor del software contable entregue su API.</w:t>
       </w:r>
     </w:p>
     <w:p>
@@ -561,6 +561,18 @@
           <w:sz w:val="21"/>
         </w:rPr>
         <w:t>Las variables de entorno vacías no impiden arrancar: la función que dependa de ellas queda inactiva y el resto funciona.</w:t>
+      </w:r>
+    </w:p>
+    <w:p>
+      <w:pPr>
+        <w:pStyle w:val="ListBullet"/>
+        <w:spacing w:after="80"/>
+      </w:pPr>
+      <w:r>
+        <w:rPr>
+          <w:sz w:val="21"/>
+        </w:rPr>
+        <w:t>Lo que solo se enciende con una variable —el correo por Zoho, por ejemplo— no se ejecuta en una máquina que no la tenga. Antes de publicar un cambio así, arranque el backend en local con un valor de prueba en esa variable y confirme que /salud responde.</w:t>
       </w:r>
     </w:p>
     <w:p>
@@ -830,12 +842,8 @@
             <w:tcW w:type="dxa" w:w="2381"/>
           </w:tcPr>
           <w:p>
-            <w:r/>
             <w:r>
-              <w:rPr>
-                <w:sz w:val="19"/>
-              </w:rPr>
-              <w:t>Correo del restaurante</w:t>
+              <w:t>Correo del restaurante (Zoho Mail)</w:t>
             </w:r>
           </w:p>
         </w:tc>
@@ -844,12 +852,8 @@
             <w:tcW w:type="dxa" w:w="2721"/>
           </w:tcPr>
           <w:p>
-            <w:r/>
             <w:r>
-              <w:rPr>
-                <w:sz w:val="19"/>
-              </w:rPr>
-              <w:t>Avisos del sistema.</w:t>
+              <w:t>Los buzones @restauranteelpatio.com y los avisos de PQR y hojas de vida.</w:t>
             </w:r>
           </w:p>
         </w:tc>
@@ -858,12 +862,8 @@
             <w:tcW w:type="dxa" w:w="3969"/>
           </w:tcPr>
           <w:p>
-            <w:r/>
             <w:r>
-              <w:rPr>
-                <w:sz w:val="19"/>
-              </w:rPr>
-              <w:t>Se dejan de recibir notificaciones. No afecta la operación.</w:t>
+              <w:t>Se dejan de recibir correos y avisos. No afecta la operación del salón ni de la caja.</w:t>
             </w:r>
           </w:p>
         </w:tc>
@@ -971,7 +971,7 @@
           <w:b/>
           <w:sz w:val="22"/>
         </w:rPr>
-        <w:t>2. La política de datos es un borrador</w:t>
+        <w:t>2. La política de datos, revisada por un abogado</w:t>
       </w:r>
     </w:p>
     <w:p>
@@ -980,7 +980,7 @@
           <w:i w:val="0"/>
           <w:sz w:val="21"/>
         </w:rPr>
-        <w:t>La publicada lo advierte en la propia página: no la redactó un abogado. El restaurante debe reemplazarla por la suya. No es un trámite: el formulario de «Trabaja con nosotros» recoge hojas de vida, y la Ley 1581 de 2012 exige que quien autoriza pueda leer a qué está autorizando.</w:t>
+        <w:t>Ya no lleva el aviso de borrador y se edita en el panel, en Institucional. Conviene que la revise el abogado del restaurante: el formulario de «Trabaja con nosotros» recoge hojas de vida, y la Ley 1581 de 2012 exige que quien autoriza pueda leer a qué está autorizando.</w:t>
       </w:r>
     </w:p>
     <w:p>
@@ -1043,7 +1043,7 @@
           <w:i w:val="0"/>
           <w:sz w:val="21"/>
         </w:rPr>
-        <w:t>La cuenta está en periodo de prueba, que solo admite cinco servicios y un dominio por servicio. Hasta activar el plan Hobby no se pueden publicar el sitio de La Carreta ni el menú digital de El Patio.</w:t>
+        <w:t>La cuenta está en periodo de prueba, que solo admite cinco servicios y un dominio por servicio, y cuando se acaba el crédito Railway apaga los servicios: el sitio, el panel y la comandera dejarían de responder. Hasta activar el plan Hobby tampoco se pueden publicar el sitio de La Carreta ni el menú digital de El Patio.</w:t>
       </w:r>
     </w:p>
     <w:p>
@@ -1109,6 +1109,27 @@
         <w:t>El sistema creó el personal con claves al azar. Se entregan aparte, en el documento de contraseñas de primer acceso, y deben cambiarse antes de abrir al público.</w:t>
       </w:r>
     </w:p>
+    <w:p>
+      <w:pPr>
+        <w:spacing w:before="260" w:after="60"/>
+      </w:pPr>
+      <w:r>
+        <w:rPr>
+          <w:b/>
+          <w:sz w:val="22"/>
+        </w:rPr>
+        <w:t>9. Las fotos de los platos</w:t>
+      </w:r>
+    </w:p>
+    <w:p>
+      <w:r>
+        <w:rPr>
+          <w:i w:val="0"/>
+          <w:sz w:val="21"/>
+        </w:rPr>
+        <w:t>Hoy ningún plato de la carta tiene foto. El restaurante quedó en enviarlas la semana del 12 de octubre de 2026; se suben desde el panel, en Carta, entrando a cada plato. Hasta entonces la carta se ve completa, solo que sin imágenes.</w:t>
+      </w:r>
+    </w:p>
     <w:tbl>
       <w:tblPr>
         <w:tblW w:type="auto" w:w="0"/>
@@ -1142,7 +1163,7 @@
               <w:rPr>
                 <w:sz w:val="20"/>
               </w:rPr>
-              <w:t>El sistema está en producción en la cuenta de Railway del restaurante, con dominio propio y certificado de seguridad, la carta 2026 cargada con sus precios y categorías, las fotos de veinte platos y de la galería del local, y las cuentas del personal creadas con su rol.</w:t>
+              <w:t>El sistema está en producción en la cuenta de Railway del restaurante, con dominio propio y certificado de seguridad, la carta 2026 cargada con sus precios y categorías, las fotos de la galería del local, las cuentas del personal creadas con su rol y el aviso de hojas de vida llegando al correo de recursos humanos.</w:t>
             </w:r>
           </w:p>
         </w:tc>
@@ -1241,6 +1262,25 @@
           <w:sz w:val="21"/>
         </w:rPr>
         <w:t xml:space="preserve"> Registrado en Squarespace. El registro CNAME de www apunta al destino que indica Railway, con su registro TXT _railway-verify.www; la dirección sin www se redirige a www con una regla 301 de Squarespace.</w:t>
+      </w:r>
+    </w:p>
+    <w:p>
+      <w:pPr>
+        <w:pStyle w:val="ListBullet"/>
+        <w:spacing w:after="80"/>
+      </w:pPr>
+      <w:r>
+        <w:rPr>
+          <w:b/>
+          <w:sz w:val="21"/>
+        </w:rPr>
+        <w:t>Correo.</w:t>
+      </w:r>
+      <w:r>
+        <w:rPr>
+          <w:sz w:val="21"/>
+        </w:rPr>
+        <w:t xml:space="preserve"> Zoho Mail, con siete buzones @restauranteelpatio.com. Se administra en https://mailadmin.zoho.com y se lee en https://mail.zoho.com. El sistema envía los avisos de hojas de vida y de PQR por la API de Zoho Mail, desde rrhh@, porque Railway bloquea el correo por SMTP en el plan Hobby. Usa tres variables del servicio backend: ELPATIO_ZOHO_CLIENT_ID, ELPATIO_ZOHO_CLIENT_SECRET y ELPATIO_ZOHO_REFRESH_TOKEN. Salen de un «Self Client» en https://api-console.zoho.com, creado con la sesión de rrhh@: no lo borre, porque sin él el token deja de servir. Los destinatarios van en ELPATIO_CORREO_ADMIN, separados por coma. Sin token se intenta por SMTP (ELPATIO_SMTP_*), y sin ninguno el aviso solo queda en los registros del servidor.</w:t>
       </w:r>
     </w:p>
     <w:p>

--- a/entrega/manuales/7 - Documento tecnico de entrega.docx
+++ b/entrega/manuales/7 - Documento tecnico de entrega.docx
@@ -1163,7 +1163,7 @@
               <w:rPr>
                 <w:sz w:val="20"/>
               </w:rPr>
-              <w:t>El sistema está en producción en la cuenta de Railway del restaurante, con dominio propio y certificado de seguridad, la carta 2026 cargada con sus precios y categorías, las fotos de la galería del local, las cuentas del personal creadas con su rol y el aviso de hojas de vida llegando al correo de recursos humanos.</w:t>
+              <w:t>El sistema está en producción en la cuenta de Railway del restaurante, con dominio propio y certificado de seguridad, la carta 2026 cargada con sus precios y categorías, las fotos de la galería del local, las cuentas del personal creadas con su rol, y los avisos de hojas de vida y de reservas llegando a sus buzones. Se entrega sin datos de prueba: sin ventas, comandas, reservas, hojas de vida ni PQR.</w:t>
             </w:r>
           </w:p>
         </w:tc>
@@ -1281,6 +1281,25 @@
           <w:sz w:val="21"/>
         </w:rPr>
         <w:t xml:space="preserve"> Zoho Mail, con siete buzones @restauranteelpatio.com. Se administra en https://mailadmin.zoho.com y se lee en https://mail.zoho.com. El sistema envía los avisos de hojas de vida y de PQR por la API de Zoho Mail, desde rrhh@, porque Railway bloquea el correo por SMTP en el plan Hobby. Usa tres variables del servicio backend: ELPATIO_ZOHO_CLIENT_ID, ELPATIO_ZOHO_CLIENT_SECRET y ELPATIO_ZOHO_REFRESH_TOKEN. Salen de un «Self Client» en https://api-console.zoho.com, creado con la sesión de rrhh@: no lo borre, porque sin él el token deja de servir. Los destinatarios van en ELPATIO_CORREO_ADMIN, separados por coma. Sin token se intenta por SMTP (ELPATIO_SMTP_*), y sin ninguno el aviso solo queda en los registros del servidor.</w:t>
+      </w:r>
+    </w:p>
+    <w:p>
+      <w:pPr>
+        <w:pStyle w:val="ListBullet"/>
+        <w:spacing w:after="80"/>
+      </w:pPr>
+      <w:r>
+        <w:rPr>
+          <w:b/>
+          <w:sz w:val="21"/>
+        </w:rPr>
+        <w:t>Correo de reservas.</w:t>
+      </w:r>
+      <w:r>
+        <w:rPr>
+          <w:sz w:val="21"/>
+        </w:rPr>
+        <w:t xml:space="preserve"> El aviso de cada reserva del sitio sale del buzón reservas@ con su propio «Self Client» de Zoho, creado con la sesión de reservas@ (el de rrhh@ no puede mandar a nombre de otro buzón): variables ELPATIO_ZOHO_RESERVAS_CLIENT_ID, ELPATIO_ZOHO_RESERVAS_CLIENT_SECRET y ELPATIO_ZOHO_RESERVAS_REFRESH_TOKEN, y los destinatarios en ELPATIO_CORREO_RESERVAS. No borre ese Self Client. Sin el token, los avisos de reservas salen por el correo general.</w:t>
       </w:r>
     </w:p>
     <w:p>
